--- a/jeecg-boot/jeecg-module-system/jeecg-system-start/src/main/resources/template/export_template_BSH.docx
+++ b/jeecg-boot/jeecg-module-system/jeecg-system-start/src/main/resources/template/export_template_BSH.docx
@@ -14,26 +14,6 @@
     </w:p>
     <w:p>
       <w:pPr>
-        <w:spacing w:after="156" w:afterLines="50" w:line="360" w:lineRule="exact"/>
-        <w:jc w:val="left"/>
-        <w:rPr>
-          <w:b/>
-          <w:sz w:val="36"/>
-          <w:szCs w:val="36"/>
-        </w:rPr>
-      </w:pPr>
-      <w:r>
-        <w:rPr>
-          <w:rFonts w:hint="eastAsia"/>
-          <w:b/>
-          <w:sz w:val="36"/>
-          <w:szCs w:val="36"/>
-        </w:rPr>
-        <w:t>附件1：</w:t>
-      </w:r>
-    </w:p>
-    <w:p>
-      <w:pPr>
         <w:spacing w:after="240"/>
         <w:jc w:val="center"/>
         <w:rPr>
@@ -42,6 +22,8 @@
           <w:sz w:val="44"/>
         </w:rPr>
       </w:pPr>
+      <w:bookmarkStart w:id="3" w:name="_GoBack"/>
+      <w:bookmarkEnd w:id="3"/>
       <w:r>
         <w:rPr>
           <w:rFonts w:hint="eastAsia" w:eastAsia="黑体"/>
@@ -334,7 +316,6 @@
                 <w:lang w:val="en-US" w:eastAsia="zh-CN"/>
               </w:rPr>
             </w:pPr>
-            <w:bookmarkStart w:id="3" w:name="_GoBack"/>
             <w:bookmarkStart w:id="2" w:name="籍贯"/>
             <w:r>
               <w:rPr>
@@ -345,7 +326,6 @@
               </w:rPr>
               <w:t>籍贯</w:t>
             </w:r>
-            <w:bookmarkEnd w:id="3"/>
             <w:bookmarkEnd w:id="2"/>
           </w:p>
         </w:tc>
@@ -8779,12 +8759,6 @@
             <w:insideH w:val="single" w:color="auto" w:sz="4" w:space="0"/>
             <w:insideV w:val="single" w:color="auto" w:sz="4" w:space="0"/>
           </w:tblBorders>
-          <w:tblCellMar>
-            <w:top w:w="0" w:type="dxa"/>
-            <w:left w:w="108" w:type="dxa"/>
-            <w:bottom w:w="0" w:type="dxa"/>
-            <w:right w:w="108" w:type="dxa"/>
-          </w:tblCellMar>
         </w:tblPrEx>
         <w:trPr>
           <w:trHeight w:val="5431" w:hRule="atLeast"/>
@@ -17950,7 +17924,7 @@
     <w:lsdException w:qFormat="1" w:unhideWhenUsed="0" w:uiPriority="10" w:semiHidden="0" w:name="Title"/>
     <w:lsdException w:uiPriority="99" w:name="Closing"/>
     <w:lsdException w:uiPriority="99" w:name="Signature"/>
-    <w:lsdException w:uiPriority="1" w:name="Default Paragraph Font"/>
+    <w:lsdException w:qFormat="1" w:uiPriority="1" w:name="Default Paragraph Font"/>
     <w:lsdException w:qFormat="1" w:unhideWhenUsed="0" w:uiPriority="0" w:semiHidden="0" w:name="Body Text"/>
     <w:lsdException w:uiPriority="99" w:name="Body Text Indent"/>
     <w:lsdException w:uiPriority="99" w:name="List Continue"/>
@@ -18201,6 +18175,7 @@
     <w:name w:val="Default Paragraph Font"/>
     <w:semiHidden/>
     <w:unhideWhenUsed/>
+    <w:qFormat/>
     <w:uiPriority w:val="1"/>
   </w:style>
   <w:style w:type="table" w:default="1" w:styleId="10">
